--- a/MeinMaterial/Besprechungen/Gespräch5.docx
+++ b/MeinMaterial/Besprechungen/Gespräch5.docx
@@ -7,32 +7,19 @@
         <w:rPr>
           <w:b/>
           <w:bCs/>
-          <w:lang w:val="en-US"/>
         </w:rPr>
       </w:pPr>
-      <w:proofErr w:type="spellStart"/>
-      <w:r>
-        <w:rPr>
-          <w:b/>
-          <w:bCs/>
-          <w:lang w:val="en-US"/>
-        </w:rPr>
-        <w:t>Besprechung</w:t>
-      </w:r>
-      <w:proofErr w:type="spellEnd"/>
-      <w:r>
-        <w:rPr>
-          <w:b/>
-          <w:bCs/>
-          <w:lang w:val="en-US"/>
-        </w:rPr>
-        <w:t xml:space="preserve"> </w:t>
-      </w:r>
-      <w:r>
-        <w:rPr>
-          <w:b/>
-          <w:bCs/>
-          <w:lang w:val="en-US"/>
+      <w:r>
+        <w:rPr>
+          <w:b/>
+          <w:bCs/>
+        </w:rPr>
+        <w:t xml:space="preserve">Besprechung </w:t>
+      </w:r>
+      <w:r>
+        <w:rPr>
+          <w:b/>
+          <w:bCs/>
         </w:rPr>
         <w:t>5</w:t>
       </w:r>
@@ -71,56 +58,32 @@
           <w:bCs/>
           <w:lang w:val="en-US"/>
         </w:rPr>
-        <w:t xml:space="preserve">Neue </w:t>
-      </w:r>
-      <w:proofErr w:type="spellStart"/>
-      <w:r>
-        <w:rPr>
-          <w:b/>
-          <w:bCs/>
+        <w:t>Neue Literatur</w:t>
+      </w:r>
+      <w:r>
+        <w:rPr>
           <w:lang w:val="en-US"/>
         </w:rPr>
-        <w:t>Literatur</w:t>
-      </w:r>
-      <w:proofErr w:type="spellEnd"/>
+        <w:br/>
+        <w:t>Estimation of voter tr</w:t>
+      </w:r>
       <w:r>
         <w:rPr>
           <w:lang w:val="en-US"/>
         </w:rPr>
-        <w:br/>
-        <w:t>Estimation of voter tr</w:t>
+        <w:t>ansitions and the ecological fallacy</w:t>
       </w:r>
       <w:r>
         <w:rPr>
           <w:lang w:val="en-US"/>
         </w:rPr>
-        <w:t>ansitions and the ecological fallacy</w:t>
+        <w:br/>
       </w:r>
       <w:r>
         <w:rPr>
           <w:lang w:val="en-US"/>
         </w:rPr>
-        <w:br/>
-      </w:r>
-      <w:r>
-        <w:rPr>
-          <w:lang w:val="en-US"/>
-        </w:rPr>
-        <w:t>"</w:t>
-      </w:r>
-      <w:proofErr w:type="spellStart"/>
-      <w:r>
-        <w:rPr>
-          <w:lang w:val="en-US"/>
-        </w:rPr>
-        <w:t>Zusammenfassung</w:t>
-      </w:r>
-      <w:proofErr w:type="spellEnd"/>
-      <w:r>
-        <w:rPr>
-          <w:lang w:val="en-US"/>
-        </w:rPr>
-        <w:t>" von EI</w:t>
+        <w:t>"Zusammenfassung" von EI</w:t>
       </w:r>
     </w:p>
     <w:p>
@@ -139,13 +102,8 @@
         <w:t>Literaturrecherche KI</w:t>
       </w:r>
       <w:r>
-        <w:t xml:space="preserve">: </w:t>
-      </w:r>
-      <w:proofErr w:type="spellStart"/>
-      <w:r>
-        <w:t>Ellicit</w:t>
-      </w:r>
-      <w:proofErr w:type="spellEnd"/>
+        <w:t>: Ellicit</w:t>
+      </w:r>
       <w:r>
         <w:br/>
         <w:t>Literaturrecherche v</w:t>
@@ -177,44 +135,18 @@
       </w:r>
     </w:p>
     <w:p>
-      <w:proofErr w:type="spellStart"/>
-      <w:r>
-        <w:t>Multinomialmodell</w:t>
-      </w:r>
-      <w:proofErr w:type="spellEnd"/>
-      <w:r>
-        <w:t>, Standardisierung auf Summe muss 1 sein</w:t>
+      <w:r>
+        <w:t>Multinomialmodell, Standardisierung auf Summe muss 1 sein</w:t>
       </w:r>
     </w:p>
     <w:p>
       <w:r>
-        <w:t xml:space="preserve">Keine Kausalität, viel </w:t>
-      </w:r>
-      <w:proofErr w:type="spellStart"/>
-      <w:r>
-        <w:t>Confounding</w:t>
-      </w:r>
-      <w:proofErr w:type="spellEnd"/>
+        <w:t>Keine Kausalität, viel Confounding</w:t>
+      </w:r>
     </w:p>
     <w:p>
       <w:r>
-        <w:t xml:space="preserve">Mit </w:t>
-      </w:r>
-      <w:proofErr w:type="spellStart"/>
-      <w:r>
-        <w:t>chatgpt</w:t>
-      </w:r>
-      <w:proofErr w:type="spellEnd"/>
-      <w:r>
-        <w:t xml:space="preserve"> über </w:t>
-      </w:r>
-      <w:proofErr w:type="spellStart"/>
-      <w:r>
-        <w:t>Confounding</w:t>
-      </w:r>
-      <w:proofErr w:type="spellEnd"/>
-      <w:r>
-        <w:t xml:space="preserve"> Potenzial bei erwählten Variablen sprechen</w:t>
+        <w:t>Mit chatgpt über Confounding Potenzial bei erwählten Variablen sprechen</w:t>
       </w:r>
       <w:r>
         <w:br/>
@@ -223,7 +155,6 @@
     </w:p>
     <w:p/>
     <w:p>
-      <w:proofErr w:type="spellStart"/>
       <w:r>
         <w:rPr>
           <w:b/>
@@ -231,59 +162,14 @@
         </w:rPr>
         <w:t>Nslphom</w:t>
       </w:r>
-      <w:proofErr w:type="spellEnd"/>
-      <w:r>
-        <w:br/>
-      </w:r>
-      <w:proofErr w:type="spellStart"/>
-      <w:r>
-        <w:t>entries</w:t>
-      </w:r>
-      <w:proofErr w:type="spellEnd"/>
-      <w:r>
-        <w:t xml:space="preserve"> und </w:t>
-      </w:r>
-      <w:proofErr w:type="spellStart"/>
-      <w:r>
-        <w:t>exits</w:t>
-      </w:r>
-      <w:proofErr w:type="spellEnd"/>
-      <w:r>
-        <w:t xml:space="preserve"> entfernen aus Schätzung: ein Wahlergebnis auf </w:t>
-      </w:r>
-      <w:proofErr w:type="spellStart"/>
-      <w:r>
-        <w:t>anzahl</w:t>
-      </w:r>
-      <w:proofErr w:type="spellEnd"/>
-      <w:r>
-        <w:t xml:space="preserve"> </w:t>
-      </w:r>
-      <w:proofErr w:type="spellStart"/>
-      <w:r>
-        <w:t>wähler</w:t>
-      </w:r>
-      <w:proofErr w:type="spellEnd"/>
-      <w:r>
-        <w:t xml:space="preserve"> der anderen Wahl standardisieren</w:t>
+      <w:r>
+        <w:br/>
+        <w:t>entries und exits entfernen aus Schätzung: ein Wahlergebnis auf anzahl wähler der anderen Wahl standardisieren</w:t>
       </w:r>
     </w:p>
     <w:p>
-      <w:proofErr w:type="spellStart"/>
-      <w:r>
-        <w:t>Nslphom_dual</w:t>
-      </w:r>
-      <w:proofErr w:type="spellEnd"/>
-      <w:r>
-        <w:t xml:space="preserve"> aus mathematischer Sicht und gezeigt, dass es besser performt (schätzt in beide </w:t>
-      </w:r>
-      <w:proofErr w:type="spellStart"/>
-      <w:r>
-        <w:t>richtungen</w:t>
-      </w:r>
-      <w:proofErr w:type="spellEnd"/>
-      <w:r>
-        <w:t>)</w:t>
+      <w:r>
+        <w:t>Nslphom_dual aus mathematischer Sicht und gezeigt, dass es besser performt (schätzt in beide richtungen)</w:t>
       </w:r>
       <w:r>
         <w:br/>
@@ -300,91 +186,27 @@
       </w:r>
       <w:r>
         <w:br/>
-        <w:t xml:space="preserve">+ </w:t>
-      </w:r>
-      <w:proofErr w:type="spellStart"/>
-      <w:r>
-        <w:t>factor</w:t>
-      </w:r>
-      <w:proofErr w:type="spellEnd"/>
-      <w:r>
-        <w:t>(</w:t>
-      </w:r>
-      <w:proofErr w:type="spellStart"/>
-      <w:r>
-        <w:t>nslphom_block</w:t>
-      </w:r>
-      <w:proofErr w:type="spellEnd"/>
-      <w:r>
-        <w:t>): einmal ohne: zeigen sich nur Bundeslandunterschiede, die durch hinzunehmen des Terms verschwinden ist das Regressionsproblem mit Blockschätzung gelöst</w:t>
-      </w:r>
-      <w:r>
-        <w:br/>
-      </w:r>
-      <w:r>
-        <w:br/>
-      </w:r>
-      <w:r>
-        <w:rPr>
-          <w:b/>
-          <w:bCs/>
-        </w:rPr>
-        <w:t xml:space="preserve">Validierung der </w:t>
-      </w:r>
-      <w:proofErr w:type="spellStart"/>
-      <w:r>
-        <w:rPr>
-          <w:b/>
-          <w:bCs/>
-        </w:rPr>
-        <w:t>nslphom</w:t>
-      </w:r>
-      <w:proofErr w:type="spellEnd"/>
-      <w:r>
-        <w:rPr>
-          <w:b/>
-          <w:bCs/>
-        </w:rPr>
-        <w:t xml:space="preserve"> Ergebnisse</w:t>
-      </w:r>
-      <w:r>
-        <w:br/>
-        <w:t>Haben Abweichungen von der Homogenitätsannahme (</w:t>
-      </w:r>
-      <w:proofErr w:type="spellStart"/>
-      <w:r>
-        <w:t>EHet</w:t>
-      </w:r>
-      <w:proofErr w:type="spellEnd"/>
-      <w:r>
-        <w:t xml:space="preserve"> in Modelloutput) eine Struktur?</w:t>
-      </w:r>
-      <w:r>
-        <w:t xml:space="preserve"> </w:t>
-      </w:r>
-      <w:proofErr w:type="spellStart"/>
-      <w:r>
-        <w:t>Z.b.</w:t>
-      </w:r>
-      <w:proofErr w:type="spellEnd"/>
-      <w:r>
-        <w:t xml:space="preserve"> kleinere Wahlaggregationen mit höherer Distanz. Dafür plotten. Quasi Prozentsatz der falsch </w:t>
-      </w:r>
-      <w:proofErr w:type="spellStart"/>
-      <w:r>
-        <w:t>predicteten</w:t>
-      </w:r>
-      <w:proofErr w:type="spellEnd"/>
-      <w:r>
-        <w:t xml:space="preserve"> Bevölkerung: Absolute Zahlen müssen noch mit dem passenden </w:t>
-      </w:r>
-      <w:proofErr w:type="spellStart"/>
-      <w:r>
-        <w:t>agg.schlüssel</w:t>
-      </w:r>
-      <w:proofErr w:type="spellEnd"/>
-      <w:r>
-        <w:t xml:space="preserve"> Wahlberechtigte geteilt werden</w:t>
+        <w:t>+ factor(nslphom_block): einmal ohne: zeigen sich nur Bundeslandunterschiede, die durch hinzunehmen des Terms verschwinden ist das Regressionsproblem mit Blockschätzung gelöst</w:t>
+      </w:r>
+      <w:r>
+        <w:br/>
+      </w:r>
+      <w:r>
+        <w:br/>
+      </w:r>
+      <w:r>
+        <w:rPr>
+          <w:b/>
+          <w:bCs/>
+        </w:rPr>
+        <w:t>Validierung der nslphom Ergebnisse</w:t>
+      </w:r>
+      <w:r>
+        <w:br/>
+        <w:t>Haben Abweichungen von der Homogenitätsannahme (EHet in Modelloutput) eine Struktur?</w:t>
+      </w:r>
+      <w:r>
+        <w:t xml:space="preserve"> Z.b. kleinere Wahlaggregationen mit höherer Distanz. Dafür plotten. Quasi Prozentsatz der falsch predicteten Bevölkerung: Absolute Zahlen müssen noch mit dem passenden agg.schlüssel Wahlberechtigte geteilt werden</w:t>
       </w:r>
       <w:r>
         <w:br/>
@@ -401,65 +223,34 @@
       </w:r>
       <w:r>
         <w:br/>
-        <w:t xml:space="preserve">p-Werte nicht interpretieren und keine Modellselektion darauf. Sie berechnen sich aus den Unsicherheiten der Regression, beziehen jedoch nicht die Unsicherheiten der </w:t>
-      </w:r>
-      <w:proofErr w:type="spellStart"/>
-      <w:r>
-        <w:t>nslphom</w:t>
-      </w:r>
-      <w:proofErr w:type="spellEnd"/>
-      <w:r>
-        <w:t xml:space="preserve"> Schätzung mit ein</w:t>
+        <w:t>p-Werte nicht interpretieren und keine Modellselektion darauf. Sie berechnen sich aus den Unsicherheiten der Regression, beziehen jedoch nicht die Unsicherheiten der nslphom Schätzung mit ein</w:t>
       </w:r>
     </w:p>
     <w:p>
       <w:r>
-        <w:t xml:space="preserve">Lösung: Bootstrappen: </w:t>
-      </w:r>
-      <w:proofErr w:type="spellStart"/>
-      <w:r>
-        <w:t>agg.schlüssel</w:t>
-      </w:r>
-      <w:proofErr w:type="spellEnd"/>
-      <w:r>
-        <w:t xml:space="preserve"> samplen nach Bootstrap Prinzip (aus </w:t>
-      </w:r>
-      <w:proofErr w:type="spellStart"/>
-      <w:r>
-        <w:t>computational</w:t>
-      </w:r>
-      <w:proofErr w:type="spellEnd"/>
-      <w:r>
-        <w:t xml:space="preserve"> gründen auf 2000 bis maximal 4600 begrenzt) -&gt; </w:t>
-      </w:r>
-      <w:proofErr w:type="spellStart"/>
-      <w:r>
-        <w:t>nslphom</w:t>
-      </w:r>
-      <w:proofErr w:type="spellEnd"/>
-      <w:r>
-        <w:t xml:space="preserve"> -&gt; Regression -&gt; Ergebnis: Verteilung an geschätzten Betas (wenn 0 im KI enthalten, dann nicht signifikant)</w:t>
-      </w:r>
-      <w:r>
-        <w:br/>
+        <w:t>Lösung: Bootstrappen: agg.schlüssel samplen nach Bootstrap Prinzip (aus computational gründen auf 2000</w:t>
+      </w:r>
+      <w:r>
+        <w:t xml:space="preserve"> (2min 20), 4000 (6min 20)</w:t>
+      </w:r>
+      <w:r>
+        <w:t xml:space="preserve"> bis maximal 4600 begrenzt) -&gt; nslphom -&gt; Regression -&gt; Ergebnis: Verteilung an geschätzten Betas (wenn 0 im KI enthalten, dann nicht signifikant)</w:t>
+      </w:r>
+      <w:r>
+        <w:br/>
+      </w:r>
+      <w:r>
+        <w:lastRenderedPageBreak/>
         <w:t>B = 500, 500 Bootstraps</w:t>
       </w:r>
       <w:r>
         <w:br/>
-      </w:r>
-      <w:r>
-        <w:lastRenderedPageBreak/>
         <w:t>kein parametrischer Bootstrap</w:t>
       </w:r>
       <w:r>
         <w:br/>
-        <w:t xml:space="preserve">Bootstrapping später über Server </w:t>
-      </w:r>
-      <w:proofErr w:type="spellStart"/>
-      <w:r>
-        <w:t>parallelisierbar</w:t>
-      </w:r>
-      <w:proofErr w:type="spellEnd"/>
+        <w:t>Bootstrapping später über Server parallelisierbar</w:t>
+      </w:r>
     </w:p>
     <w:p>
       <w:r>
@@ -1134,6 +925,7 @@
   <w:style w:type="character" w:default="1" w:styleId="Absatz-Standardschriftart">
     <w:name w:val="Default Paragraph Font"/>
     <w:uiPriority w:val="1"/>
+    <w:semiHidden/>
     <w:unhideWhenUsed/>
   </w:style>
   <w:style w:type="table" w:default="1" w:styleId="NormaleTabelle">

--- a/MeinMaterial/Besprechungen/Gespräch5.docx
+++ b/MeinMaterial/Besprechungen/Gespräch5.docx
@@ -45,6 +45,211 @@
       <w:r>
         <w:t>urchlauf messen</w:t>
       </w:r>
+      <w:r>
+        <w:br/>
+      </w:r>
+      <w:r>
+        <w:br/>
+        <w:t>nächster Prompt:</w:t>
+      </w:r>
+      <w:r>
+        <w:br/>
+      </w:r>
+      <w:r>
+        <w:t xml:space="preserve">beachte, dass ich mit dem guten </w:t>
+      </w:r>
+      <w:proofErr w:type="spellStart"/>
+      <w:r>
+        <w:t>computer</w:t>
+      </w:r>
+      <w:proofErr w:type="spellEnd"/>
+      <w:r>
+        <w:t xml:space="preserve"> ohne Blockschätzung </w:t>
+      </w:r>
+      <w:proofErr w:type="spellStart"/>
+      <w:r>
+        <w:t>nslphom</w:t>
+      </w:r>
+      <w:proofErr w:type="spellEnd"/>
+      <w:r>
+        <w:t xml:space="preserve"> anwenden werde. mache dies also ohne Blockaggregationen.</w:t>
+      </w:r>
+    </w:p>
+    <w:p>
+      <w:r>
+        <w:t xml:space="preserve">hattest du auch gecheckt, ob die korrekten </w:t>
+      </w:r>
+      <w:proofErr w:type="spellStart"/>
+      <w:r>
+        <w:t>zeilen</w:t>
+      </w:r>
+      <w:proofErr w:type="spellEnd"/>
+      <w:r>
+        <w:t xml:space="preserve"> des bootstraps mit den späteren </w:t>
+      </w:r>
+      <w:proofErr w:type="spellStart"/>
+      <w:r>
+        <w:t>zeilen</w:t>
+      </w:r>
+      <w:proofErr w:type="spellEnd"/>
+      <w:r>
+        <w:t xml:space="preserve"> für die </w:t>
+      </w:r>
+      <w:proofErr w:type="spellStart"/>
+      <w:r>
+        <w:t>regression</w:t>
+      </w:r>
+      <w:proofErr w:type="spellEnd"/>
+      <w:r>
+        <w:t xml:space="preserve"> korrekt </w:t>
+      </w:r>
+      <w:proofErr w:type="spellStart"/>
+      <w:r>
+        <w:t>gemapped</w:t>
+      </w:r>
+      <w:proofErr w:type="spellEnd"/>
+      <w:r>
+        <w:t xml:space="preserve"> wurden?</w:t>
+      </w:r>
+    </w:p>
+    <w:p>
+      <w:r>
+        <w:t xml:space="preserve">bitte auch allgemein bei doppelten Abspeicherungen in allen </w:t>
+      </w:r>
+      <w:proofErr w:type="spellStart"/>
+      <w:r>
+        <w:t>skripten</w:t>
+      </w:r>
+      <w:proofErr w:type="spellEnd"/>
+      <w:r>
+        <w:t xml:space="preserve"> immer nur </w:t>
+      </w:r>
+      <w:proofErr w:type="spellStart"/>
+      <w:r>
+        <w:t>rds</w:t>
+      </w:r>
+      <w:proofErr w:type="spellEnd"/>
+      <w:r>
+        <w:t xml:space="preserve"> </w:t>
+      </w:r>
+      <w:proofErr w:type="spellStart"/>
+      <w:r>
+        <w:t>dateien</w:t>
+      </w:r>
+      <w:proofErr w:type="spellEnd"/>
+      <w:r>
+        <w:t xml:space="preserve"> abspeichern nicht </w:t>
+      </w:r>
+      <w:proofErr w:type="spellStart"/>
+      <w:r>
+        <w:t>csv</w:t>
+      </w:r>
+      <w:proofErr w:type="spellEnd"/>
+      <w:r>
+        <w:t>.</w:t>
+      </w:r>
+    </w:p>
+    <w:p>
+      <w:r>
+        <w:t xml:space="preserve">bitte </w:t>
+      </w:r>
+      <w:proofErr w:type="spellStart"/>
+      <w:r>
+        <w:t>functions.R</w:t>
+      </w:r>
+      <w:proofErr w:type="spellEnd"/>
+      <w:r>
+        <w:t xml:space="preserve"> nicht nur source() und das wars. ändere bitte die dateipfade in den </w:t>
+      </w:r>
+      <w:proofErr w:type="spellStart"/>
+      <w:r>
+        <w:t>skripten</w:t>
+      </w:r>
+      <w:proofErr w:type="spellEnd"/>
+      <w:r>
+        <w:t xml:space="preserve"> an, die die </w:t>
+      </w:r>
+      <w:proofErr w:type="spellStart"/>
+      <w:r>
+        <w:t>functions.R</w:t>
+      </w:r>
+      <w:proofErr w:type="spellEnd"/>
+      <w:r>
+        <w:t xml:space="preserve"> Datei aufrufen, sodass diese Datei nicht mehr nötig ist, weil es ja die </w:t>
+      </w:r>
+      <w:proofErr w:type="spellStart"/>
+      <w:r>
+        <w:t>general_functions.R</w:t>
+      </w:r>
+      <w:proofErr w:type="spellEnd"/>
+      <w:r>
+        <w:t xml:space="preserve"> gibt</w:t>
+      </w:r>
+    </w:p>
+    <w:p/>
+    <w:p>
+      <w:pPr>
+        <w:rPr>
+          <w:lang w:val="en-US"/>
+        </w:rPr>
+      </w:pPr>
+      <w:r>
+        <w:rPr>
+          <w:b/>
+          <w:bCs/>
+          <w:lang w:val="en-US"/>
+        </w:rPr>
+        <w:t xml:space="preserve">Neue </w:t>
+      </w:r>
+      <w:proofErr w:type="spellStart"/>
+      <w:r>
+        <w:rPr>
+          <w:b/>
+          <w:bCs/>
+          <w:lang w:val="en-US"/>
+        </w:rPr>
+        <w:t>Literatur</w:t>
+      </w:r>
+      <w:proofErr w:type="spellEnd"/>
+      <w:r>
+        <w:rPr>
+          <w:lang w:val="en-US"/>
+        </w:rPr>
+        <w:br/>
+        <w:t>Estimation of voter tr</w:t>
+      </w:r>
+      <w:r>
+        <w:rPr>
+          <w:lang w:val="en-US"/>
+        </w:rPr>
+        <w:t>ansitions and the ecological fallacy</w:t>
+      </w:r>
+      <w:r>
+        <w:rPr>
+          <w:lang w:val="en-US"/>
+        </w:rPr>
+        <w:br/>
+      </w:r>
+      <w:r>
+        <w:rPr>
+          <w:lang w:val="en-US"/>
+        </w:rPr>
+        <w:t>"</w:t>
+      </w:r>
+      <w:proofErr w:type="spellStart"/>
+      <w:r>
+        <w:rPr>
+          <w:lang w:val="en-US"/>
+        </w:rPr>
+        <w:t>Zusammenfassung</w:t>
+      </w:r>
+      <w:proofErr w:type="spellEnd"/>
+      <w:r>
+        <w:rPr>
+          <w:lang w:val="en-US"/>
+        </w:rPr>
+        <w:t>" von EI</w:t>
+      </w:r>
     </w:p>
     <w:p>
       <w:pPr>
@@ -52,58 +257,23 @@
           <w:lang w:val="en-US"/>
         </w:rPr>
       </w:pPr>
+    </w:p>
+    <w:p>
       <w:r>
         <w:rPr>
           <w:b/>
           <w:bCs/>
-          <w:lang w:val="en-US"/>
-        </w:rPr>
-        <w:t>Neue Literatur</w:t>
-      </w:r>
-      <w:r>
-        <w:rPr>
-          <w:lang w:val="en-US"/>
-        </w:rPr>
-        <w:br/>
-        <w:t>Estimation of voter tr</w:t>
-      </w:r>
-      <w:r>
-        <w:rPr>
-          <w:lang w:val="en-US"/>
-        </w:rPr>
-        <w:t>ansitions and the ecological fallacy</w:t>
-      </w:r>
-      <w:r>
-        <w:rPr>
-          <w:lang w:val="en-US"/>
-        </w:rPr>
-        <w:br/>
-      </w:r>
-      <w:r>
-        <w:rPr>
-          <w:lang w:val="en-US"/>
-        </w:rPr>
-        <w:t>"Zusammenfassung" von EI</w:t>
-      </w:r>
-    </w:p>
-    <w:p>
-      <w:pPr>
-        <w:rPr>
-          <w:lang w:val="en-US"/>
-        </w:rPr>
-      </w:pPr>
-    </w:p>
-    <w:p>
-      <w:r>
-        <w:rPr>
-          <w:b/>
-          <w:bCs/>
         </w:rPr>
         <w:t>Literaturrecherche KI</w:t>
       </w:r>
       <w:r>
-        <w:t>: Ellicit</w:t>
-      </w:r>
+        <w:t xml:space="preserve">: </w:t>
+      </w:r>
+      <w:proofErr w:type="spellStart"/>
+      <w:r>
+        <w:t>Ellicit</w:t>
+      </w:r>
+      <w:proofErr w:type="spellEnd"/>
       <w:r>
         <w:br/>
         <w:t>Literaturrecherche v</w:t>
@@ -135,18 +305,44 @@
       </w:r>
     </w:p>
     <w:p>
-      <w:r>
-        <w:t>Multinomialmodell, Standardisierung auf Summe muss 1 sein</w:t>
+      <w:proofErr w:type="spellStart"/>
+      <w:r>
+        <w:t>Multinomialmodell</w:t>
+      </w:r>
+      <w:proofErr w:type="spellEnd"/>
+      <w:r>
+        <w:t>, Standardisierung auf Summe muss 1 sein</w:t>
       </w:r>
     </w:p>
     <w:p>
       <w:r>
-        <w:t>Keine Kausalität, viel Confounding</w:t>
-      </w:r>
+        <w:t xml:space="preserve">Keine Kausalität, viel </w:t>
+      </w:r>
+      <w:proofErr w:type="spellStart"/>
+      <w:r>
+        <w:t>Confounding</w:t>
+      </w:r>
+      <w:proofErr w:type="spellEnd"/>
     </w:p>
     <w:p>
       <w:r>
-        <w:t>Mit chatgpt über Confounding Potenzial bei erwählten Variablen sprechen</w:t>
+        <w:t xml:space="preserve">Mit </w:t>
+      </w:r>
+      <w:proofErr w:type="spellStart"/>
+      <w:r>
+        <w:t>chatgpt</w:t>
+      </w:r>
+      <w:proofErr w:type="spellEnd"/>
+      <w:r>
+        <w:t xml:space="preserve"> über </w:t>
+      </w:r>
+      <w:proofErr w:type="spellStart"/>
+      <w:r>
+        <w:t>Confounding</w:t>
+      </w:r>
+      <w:proofErr w:type="spellEnd"/>
+      <w:r>
+        <w:t xml:space="preserve"> Potenzial bei erwählten Variablen sprechen</w:t>
       </w:r>
       <w:r>
         <w:br/>
@@ -155,6 +351,7 @@
     </w:p>
     <w:p/>
     <w:p>
+      <w:proofErr w:type="spellStart"/>
       <w:r>
         <w:rPr>
           <w:b/>
@@ -162,14 +359,59 @@
         </w:rPr>
         <w:t>Nslphom</w:t>
       </w:r>
-      <w:r>
-        <w:br/>
-        <w:t>entries und exits entfernen aus Schätzung: ein Wahlergebnis auf anzahl wähler der anderen Wahl standardisieren</w:t>
+      <w:proofErr w:type="spellEnd"/>
+      <w:r>
+        <w:br/>
+      </w:r>
+      <w:proofErr w:type="spellStart"/>
+      <w:r>
+        <w:t>entries</w:t>
+      </w:r>
+      <w:proofErr w:type="spellEnd"/>
+      <w:r>
+        <w:t xml:space="preserve"> und </w:t>
+      </w:r>
+      <w:proofErr w:type="spellStart"/>
+      <w:r>
+        <w:t>exits</w:t>
+      </w:r>
+      <w:proofErr w:type="spellEnd"/>
+      <w:r>
+        <w:t xml:space="preserve"> entfernen aus Schätzung: ein Wahlergebnis auf </w:t>
+      </w:r>
+      <w:proofErr w:type="spellStart"/>
+      <w:r>
+        <w:t>anzahl</w:t>
+      </w:r>
+      <w:proofErr w:type="spellEnd"/>
+      <w:r>
+        <w:t xml:space="preserve"> </w:t>
+      </w:r>
+      <w:proofErr w:type="spellStart"/>
+      <w:r>
+        <w:t>wähler</w:t>
+      </w:r>
+      <w:proofErr w:type="spellEnd"/>
+      <w:r>
+        <w:t xml:space="preserve"> der anderen Wahl standardisieren</w:t>
       </w:r>
     </w:p>
     <w:p>
-      <w:r>
-        <w:t>Nslphom_dual aus mathematischer Sicht und gezeigt, dass es besser performt (schätzt in beide richtungen)</w:t>
+      <w:proofErr w:type="spellStart"/>
+      <w:r>
+        <w:t>Nslphom_dual</w:t>
+      </w:r>
+      <w:proofErr w:type="spellEnd"/>
+      <w:r>
+        <w:t xml:space="preserve"> aus mathematischer Sicht und gezeigt, dass es besser performt (schätzt in beide </w:t>
+      </w:r>
+      <w:proofErr w:type="spellStart"/>
+      <w:r>
+        <w:t>richtungen</w:t>
+      </w:r>
+      <w:proofErr w:type="spellEnd"/>
+      <w:r>
+        <w:t>)</w:t>
       </w:r>
       <w:r>
         <w:br/>
@@ -186,7 +428,23 @@
       </w:r>
       <w:r>
         <w:br/>
-        <w:t>+ factor(nslphom_block): einmal ohne: zeigen sich nur Bundeslandunterschiede, die durch hinzunehmen des Terms verschwinden ist das Regressionsproblem mit Blockschätzung gelöst</w:t>
+        <w:t xml:space="preserve">+ </w:t>
+      </w:r>
+      <w:proofErr w:type="spellStart"/>
+      <w:r>
+        <w:t>factor</w:t>
+      </w:r>
+      <w:proofErr w:type="spellEnd"/>
+      <w:r>
+        <w:t>(</w:t>
+      </w:r>
+      <w:proofErr w:type="spellStart"/>
+      <w:r>
+        <w:t>nslphom_block</w:t>
+      </w:r>
+      <w:proofErr w:type="spellEnd"/>
+      <w:r>
+        <w:t>): einmal ohne: zeigen sich nur Bundeslandunterschiede, die durch hinzunehmen des Terms verschwinden ist das Regressionsproblem mit Blockschätzung gelöst</w:t>
       </w:r>
       <w:r>
         <w:br/>
@@ -199,48 +457,159 @@
           <w:b/>
           <w:bCs/>
         </w:rPr>
-        <w:t>Validierung der nslphom Ergebnisse</w:t>
-      </w:r>
-      <w:r>
-        <w:br/>
-        <w:t>Haben Abweichungen von der Homogenitätsannahme (EHet in Modelloutput) eine Struktur?</w:t>
-      </w:r>
-      <w:r>
-        <w:t xml:space="preserve"> Z.b. kleinere Wahlaggregationen mit höherer Distanz. Dafür plotten. Quasi Prozentsatz der falsch predicteten Bevölkerung: Absolute Zahlen müssen noch mit dem passenden agg.schlüssel Wahlberechtigte geteilt werden</w:t>
-      </w:r>
-      <w:r>
-        <w:br/>
-      </w:r>
-      <w:r>
-        <w:br/>
-      </w:r>
+        <w:lastRenderedPageBreak/>
+        <w:t xml:space="preserve">Validierung der </w:t>
+      </w:r>
+      <w:proofErr w:type="spellStart"/>
       <w:r>
         <w:rPr>
           <w:b/>
           <w:bCs/>
         </w:rPr>
+        <w:t>nslphom</w:t>
+      </w:r>
+      <w:proofErr w:type="spellEnd"/>
+      <w:r>
+        <w:rPr>
+          <w:b/>
+          <w:bCs/>
+        </w:rPr>
+        <w:t xml:space="preserve"> Ergebnisse</w:t>
+      </w:r>
+      <w:r>
+        <w:br/>
+        <w:t>Haben Abweichungen von der Homogenitätsannahme (</w:t>
+      </w:r>
+      <w:proofErr w:type="spellStart"/>
+      <w:r>
+        <w:t>EHet</w:t>
+      </w:r>
+      <w:proofErr w:type="spellEnd"/>
+      <w:r>
+        <w:t xml:space="preserve"> in Modelloutput) eine Struktur?</w:t>
+      </w:r>
+      <w:r>
+        <w:t xml:space="preserve"> </w:t>
+      </w:r>
+      <w:proofErr w:type="spellStart"/>
+      <w:r>
+        <w:t>Z.b.</w:t>
+      </w:r>
+      <w:proofErr w:type="spellEnd"/>
+      <w:r>
+        <w:t xml:space="preserve"> kleinere Wahlaggregationen mit höherer Distanz. Dafür plotten. Quasi Prozentsatz der falsch </w:t>
+      </w:r>
+      <w:proofErr w:type="spellStart"/>
+      <w:r>
+        <w:t>predicteten</w:t>
+      </w:r>
+      <w:proofErr w:type="spellEnd"/>
+      <w:r>
+        <w:t xml:space="preserve"> Bevölkerung: Absolute Zahlen müssen noch mit dem passenden </w:t>
+      </w:r>
+      <w:proofErr w:type="spellStart"/>
+      <w:r>
+        <w:t>agg.schlüssel</w:t>
+      </w:r>
+      <w:proofErr w:type="spellEnd"/>
+      <w:r>
+        <w:t xml:space="preserve"> Wahlberechtigte geteilt werden</w:t>
+      </w:r>
+      <w:r>
+        <w:br/>
+      </w:r>
+      <w:r>
+        <w:br/>
+      </w:r>
+      <w:r>
+        <w:rPr>
+          <w:b/>
+          <w:bCs/>
+        </w:rPr>
         <w:t>Signifikanz</w:t>
       </w:r>
       <w:r>
         <w:br/>
-        <w:t>p-Werte nicht interpretieren und keine Modellselektion darauf. Sie berechnen sich aus den Unsicherheiten der Regression, beziehen jedoch nicht die Unsicherheiten der nslphom Schätzung mit ein</w:t>
+        <w:t xml:space="preserve">p-Werte nicht interpretieren und keine Modellselektion darauf. Sie berechnen sich aus den Unsicherheiten der Regression, beziehen jedoch nicht die Unsicherheiten der </w:t>
+      </w:r>
+      <w:proofErr w:type="spellStart"/>
+      <w:r>
+        <w:t>nslphom</w:t>
+      </w:r>
+      <w:proofErr w:type="spellEnd"/>
+      <w:r>
+        <w:t xml:space="preserve"> Schätzung mit ein</w:t>
       </w:r>
     </w:p>
     <w:p>
       <w:r>
-        <w:t>Lösung: Bootstrappen: agg.schlüssel samplen nach Bootstrap Prinzip (aus computational gründen auf 2000</w:t>
-      </w:r>
-      <w:r>
-        <w:t xml:space="preserve"> (2min 20), 4000 (6min 20)</w:t>
-      </w:r>
-      <w:r>
-        <w:t xml:space="preserve"> bis maximal 4600 begrenzt) -&gt; nslphom -&gt; Regression -&gt; Ergebnis: Verteilung an geschätzten Betas (wenn 0 im KI enthalten, dann nicht signifikant)</w:t>
-      </w:r>
-      <w:r>
-        <w:br/>
-      </w:r>
-      <w:r>
-        <w:lastRenderedPageBreak/>
+        <w:t xml:space="preserve">Lösung: Bootstrappen: </w:t>
+      </w:r>
+      <w:proofErr w:type="spellStart"/>
+      <w:r>
+        <w:t>agg.schlüssel</w:t>
+      </w:r>
+      <w:proofErr w:type="spellEnd"/>
+      <w:r>
+        <w:t xml:space="preserve"> samplen nach Bootstrap Prinzip (aus </w:t>
+      </w:r>
+      <w:proofErr w:type="spellStart"/>
+      <w:r>
+        <w:t>computational</w:t>
+      </w:r>
+      <w:proofErr w:type="spellEnd"/>
+      <w:r>
+        <w:t xml:space="preserve"> gründen auf 2000</w:t>
+      </w:r>
+      <w:r>
+        <w:t xml:space="preserve"> (</w:t>
+      </w:r>
+      <w:r>
+        <w:t>1min30</w:t>
+      </w:r>
+      <w:r>
+        <w:t xml:space="preserve">), </w:t>
+      </w:r>
+      <w:r>
+        <w:t xml:space="preserve">4000(4min20), </w:t>
+      </w:r>
+      <w:r>
+        <w:t>5</w:t>
+      </w:r>
+      <w:r>
+        <w:t xml:space="preserve">000 (6min </w:t>
+      </w:r>
+      <w:r>
+        <w:t>1</w:t>
+      </w:r>
+      <w:r>
+        <w:t>0)</w:t>
+      </w:r>
+      <w:r>
+        <w:t xml:space="preserve"> bis maximal </w:t>
+      </w:r>
+      <w:r>
+        <w:t>53</w:t>
+      </w:r>
+      <w:r>
+        <w:t>00</w:t>
+      </w:r>
+      <w:r>
+        <w:t>(&lt;7 min)</w:t>
+      </w:r>
+      <w:r>
+        <w:t xml:space="preserve"> begrenzt) -&gt; </w:t>
+      </w:r>
+      <w:proofErr w:type="spellStart"/>
+      <w:r>
+        <w:t>nslphom</w:t>
+      </w:r>
+      <w:proofErr w:type="spellEnd"/>
+      <w:r>
+        <w:t xml:space="preserve"> -&gt; Regression -&gt; Ergebnis: Verteilung an geschätzten Betas (wenn 0 im KI enthalten, dann nicht signifikant)</w:t>
+      </w:r>
+      <w:r>
+        <w:br/>
         <w:t>B = 500, 500 Bootstraps</w:t>
       </w:r>
       <w:r>
@@ -249,8 +618,13 @@
       </w:r>
       <w:r>
         <w:br/>
-        <w:t>Bootstrapping später über Server parallelisierbar</w:t>
-      </w:r>
+        <w:t xml:space="preserve">Bootstrapping später über Server </w:t>
+      </w:r>
+      <w:proofErr w:type="spellStart"/>
+      <w:r>
+        <w:t>parallelisierbar</w:t>
+      </w:r>
+      <w:proofErr w:type="spellEnd"/>
     </w:p>
     <w:p>
       <w:r>
@@ -925,7 +1299,6 @@
   <w:style w:type="character" w:default="1" w:styleId="Absatz-Standardschriftart">
     <w:name w:val="Default Paragraph Font"/>
     <w:uiPriority w:val="1"/>
-    <w:semiHidden/>
     <w:unhideWhenUsed/>
   </w:style>
   <w:style w:type="table" w:default="1" w:styleId="NormaleTabelle">
@@ -1237,6 +1610,19 @@
       <w:smallCaps/>
       <w:color w:val="0F4761" w:themeColor="accent1" w:themeShade="BF"/>
       <w:spacing w:val="5"/>
+    </w:rPr>
+  </w:style>
+  <w:style w:type="paragraph" w:styleId="StandardWeb">
+    <w:name w:val="Normal (Web)"/>
+    <w:basedOn w:val="Standard"/>
+    <w:uiPriority w:val="99"/>
+    <w:semiHidden/>
+    <w:unhideWhenUsed/>
+    <w:rsid w:val="0054301A"/>
+    <w:rPr>
+      <w:rFonts w:ascii="Times New Roman" w:hAnsi="Times New Roman" w:cs="Times New Roman"/>
+      <w:sz w:val="24"/>
+      <w:szCs w:val="24"/>
     </w:rPr>
   </w:style>
 </w:styles>

--- a/MeinMaterial/Besprechungen/Gespräch5.docx
+++ b/MeinMaterial/Besprechungen/Gespräch5.docx
@@ -48,85 +48,100 @@
       <w:r>
         <w:br/>
       </w:r>
-      <w:r>
-        <w:br/>
-        <w:t>nächster Prompt:</w:t>
-      </w:r>
-      <w:r>
-        <w:br/>
-      </w:r>
-      <w:r>
-        <w:t xml:space="preserve">beachte, dass ich mit dem guten </w:t>
-      </w:r>
-      <w:proofErr w:type="spellStart"/>
-      <w:r>
-        <w:t>computer</w:t>
-      </w:r>
-      <w:proofErr w:type="spellEnd"/>
-      <w:r>
-        <w:t xml:space="preserve"> ohne Blockschätzung </w:t>
-      </w:r>
-      <w:proofErr w:type="spellStart"/>
-      <w:r>
-        <w:t>nslphom</w:t>
-      </w:r>
-      <w:proofErr w:type="spellEnd"/>
-      <w:r>
-        <w:t xml:space="preserve"> anwenden werde. mache dies also ohne Blockaggregationen.</w:t>
-      </w:r>
-    </w:p>
-    <w:p>
-      <w:r>
-        <w:t xml:space="preserve">hattest du auch gecheckt, ob die korrekten </w:t>
-      </w:r>
-      <w:proofErr w:type="spellStart"/>
-      <w:r>
-        <w:t>zeilen</w:t>
-      </w:r>
-      <w:proofErr w:type="spellEnd"/>
-      <w:r>
-        <w:t xml:space="preserve"> des bootstraps mit den späteren </w:t>
-      </w:r>
-      <w:proofErr w:type="spellStart"/>
-      <w:r>
-        <w:t>zeilen</w:t>
-      </w:r>
-      <w:proofErr w:type="spellEnd"/>
-      <w:r>
-        <w:t xml:space="preserve"> für die </w:t>
-      </w:r>
-      <w:proofErr w:type="spellStart"/>
-      <w:r>
-        <w:t>regression</w:t>
-      </w:r>
-      <w:proofErr w:type="spellEnd"/>
-      <w:r>
-        <w:t xml:space="preserve"> korrekt </w:t>
-      </w:r>
-      <w:proofErr w:type="spellStart"/>
-      <w:r>
-        <w:t>gemapped</w:t>
-      </w:r>
-      <w:proofErr w:type="spellEnd"/>
-      <w:r>
-        <w:t xml:space="preserve"> wurden?</w:t>
-      </w:r>
-    </w:p>
-    <w:p>
-      <w:r>
-        <w:t xml:space="preserve">bitte auch allgemein bei doppelten Abspeicherungen in allen </w:t>
-      </w:r>
-      <w:proofErr w:type="spellStart"/>
-      <w:r>
-        <w:t>skripten</w:t>
-      </w:r>
-      <w:proofErr w:type="spellEnd"/>
-      <w:r>
-        <w:t xml:space="preserve"> immer nur </w:t>
-      </w:r>
-      <w:proofErr w:type="spellStart"/>
-      <w:r>
-        <w:t>rds</w:t>
+    </w:p>
+    <w:p>
+      <w:r>
+        <w:t>Nächster Prompt:</w:t>
+      </w:r>
+      <w:r>
+        <w:br/>
+      </w:r>
+      <w:r>
+        <w:t xml:space="preserve">ich habe test2000 </w:t>
+      </w:r>
+      <w:proofErr w:type="spellStart"/>
+      <w:r>
+        <w:t>skript</w:t>
+      </w:r>
+      <w:proofErr w:type="spellEnd"/>
+      <w:r>
+        <w:t xml:space="preserve"> mit 5300 </w:t>
+      </w:r>
+      <w:proofErr w:type="spellStart"/>
+      <w:r>
+        <w:t>einheiten</w:t>
+      </w:r>
+      <w:proofErr w:type="spellEnd"/>
+      <w:r>
+        <w:t xml:space="preserve"> durchlaufen lassen. Das </w:t>
+      </w:r>
+      <w:proofErr w:type="spellStart"/>
+      <w:r>
+        <w:t>ergebnis</w:t>
+      </w:r>
+      <w:proofErr w:type="spellEnd"/>
+      <w:r>
+        <w:t xml:space="preserve"> liegt in dem </w:t>
+      </w:r>
+      <w:proofErr w:type="spellStart"/>
+      <w:r>
+        <w:t>ordner</w:t>
+      </w:r>
+      <w:proofErr w:type="spellEnd"/>
+      <w:r>
+        <w:t xml:space="preserve"> wie es test2000 speichert (nur mit 5300 benannt). gehe soweit davon aus, als wäre das </w:t>
+      </w:r>
+      <w:proofErr w:type="spellStart"/>
+      <w:r>
+        <w:t>gesamtdeutschland</w:t>
+      </w:r>
+      <w:proofErr w:type="spellEnd"/>
+      <w:r>
+        <w:t xml:space="preserve"> gefittet worden und mache die Analyse von </w:t>
+      </w:r>
+      <w:proofErr w:type="spellStart"/>
+      <w:r>
+        <w:t>EHet</w:t>
+      </w:r>
+      <w:proofErr w:type="spellEnd"/>
+      <w:r>
+        <w:t xml:space="preserve">: </w:t>
+      </w:r>
+      <w:proofErr w:type="spellStart"/>
+      <w:r>
+        <w:t>heterogenität</w:t>
+      </w:r>
+      <w:proofErr w:type="spellEnd"/>
+      <w:r>
+        <w:t xml:space="preserve"> und somit verletzte </w:t>
+      </w:r>
+      <w:proofErr w:type="spellStart"/>
+      <w:r>
+        <w:t>homogenität</w:t>
+      </w:r>
+      <w:proofErr w:type="spellEnd"/>
+      <w:r>
+        <w:t xml:space="preserve"> prüfen. dies sollte ausgegeben werden aus dem </w:t>
+      </w:r>
+      <w:proofErr w:type="spellStart"/>
+      <w:r>
+        <w:t>modell</w:t>
+      </w:r>
+      <w:proofErr w:type="spellEnd"/>
+      <w:r>
+        <w:t xml:space="preserve"> in </w:t>
+      </w:r>
+      <w:proofErr w:type="spellStart"/>
+      <w:r>
+        <w:t>form</w:t>
+      </w:r>
+      <w:proofErr w:type="spellEnd"/>
+      <w:r>
+        <w:t xml:space="preserve"> von </w:t>
+      </w:r>
+      <w:proofErr w:type="spellStart"/>
+      <w:r>
+        <w:t>EHet</w:t>
       </w:r>
       <w:proofErr w:type="spellEnd"/>
       <w:r>
@@ -134,15 +149,170 @@
       </w:r>
       <w:proofErr w:type="spellStart"/>
       <w:r>
-        <w:t>dateien</w:t>
-      </w:r>
-      <w:proofErr w:type="spellEnd"/>
-      <w:r>
-        <w:t xml:space="preserve"> abspeichern nicht </w:t>
-      </w:r>
-      <w:proofErr w:type="spellStart"/>
-      <w:r>
-        <w:t>csv</w:t>
+        <w:t>matrixen</w:t>
+      </w:r>
+      <w:proofErr w:type="spellEnd"/>
+      <w:r>
+        <w:t xml:space="preserve"> ausgegeben. rechnet man dort die </w:t>
+      </w:r>
+      <w:proofErr w:type="spellStart"/>
+      <w:r>
+        <w:t>summe</w:t>
+      </w:r>
+      <w:proofErr w:type="spellEnd"/>
+      <w:r>
+        <w:t xml:space="preserve"> über alle </w:t>
+      </w:r>
+      <w:proofErr w:type="spellStart"/>
+      <w:r>
+        <w:t>einträge</w:t>
+      </w:r>
+      <w:proofErr w:type="spellEnd"/>
+      <w:r>
+        <w:t xml:space="preserve"> müsste man ja die </w:t>
+      </w:r>
+      <w:proofErr w:type="spellStart"/>
+      <w:r>
+        <w:t>differenz</w:t>
+      </w:r>
+      <w:proofErr w:type="spellEnd"/>
+      <w:r>
+        <w:t xml:space="preserve"> zu </w:t>
+      </w:r>
+      <w:proofErr w:type="spellStart"/>
+      <w:r>
+        <w:t>ergebissen</w:t>
+      </w:r>
+      <w:proofErr w:type="spellEnd"/>
+      <w:r>
+        <w:t xml:space="preserve"> unter </w:t>
+      </w:r>
+      <w:proofErr w:type="spellStart"/>
+      <w:r>
+        <w:t>homogenität</w:t>
+      </w:r>
+      <w:proofErr w:type="spellEnd"/>
+      <w:r>
+        <w:t xml:space="preserve"> bekommen richtig? es sind </w:t>
+      </w:r>
+      <w:proofErr w:type="spellStart"/>
+      <w:r>
+        <w:t>absolutzahlen</w:t>
+      </w:r>
+      <w:proofErr w:type="spellEnd"/>
+      <w:r>
+        <w:t xml:space="preserve"> an </w:t>
+      </w:r>
+      <w:proofErr w:type="spellStart"/>
+      <w:r>
+        <w:t>abweichungen</w:t>
+      </w:r>
+      <w:proofErr w:type="spellEnd"/>
+      <w:r>
+        <w:t xml:space="preserve"> und ich möchte, dass diese dann relativiert werden durch ihre eigene </w:t>
+      </w:r>
+      <w:proofErr w:type="spellStart"/>
+      <w:r>
+        <w:t>Wahlberechtigtengröße</w:t>
+      </w:r>
+      <w:proofErr w:type="spellEnd"/>
+      <w:r>
+        <w:t xml:space="preserve">. man kriegt ja </w:t>
+      </w:r>
+      <w:proofErr w:type="spellStart"/>
+      <w:r>
+        <w:t>EHet</w:t>
+      </w:r>
+      <w:proofErr w:type="spellEnd"/>
+      <w:r>
+        <w:t xml:space="preserve"> pro lokaler </w:t>
+      </w:r>
+      <w:proofErr w:type="spellStart"/>
+      <w:r>
+        <w:t>EInheit</w:t>
+      </w:r>
+      <w:proofErr w:type="spellEnd"/>
+      <w:r>
+        <w:t xml:space="preserve"> oder? Dann wäre mein Ziel diese Ergebnisse zu plotten um Ausreißer zu identifizieren und bestenfalls auf eine Deutschlandkarte zu plotten, damit man visuell sieht, ob bspw. eher kleinere oder abgelegener Gemeinden betroffen sind etc.</w:t>
+      </w:r>
+    </w:p>
+    <w:p>
+      <w:r>
+        <w:t xml:space="preserve">wie besprochen dann für </w:t>
+      </w:r>
+      <w:proofErr w:type="spellStart"/>
+      <w:r>
+        <w:t>einträge</w:t>
+      </w:r>
+      <w:proofErr w:type="spellEnd"/>
+      <w:r>
+        <w:t xml:space="preserve"> i </w:t>
+      </w:r>
+    </w:p>
+    <w:p>
+      <w:r>
+        <w:t xml:space="preserve">0.5 * </w:t>
+      </w:r>
+      <w:proofErr w:type="spellStart"/>
+      <w:r>
+        <w:t>sum</w:t>
+      </w:r>
+      <w:proofErr w:type="spellEnd"/>
+      <w:r>
+        <w:t>(</w:t>
+      </w:r>
+      <w:proofErr w:type="spellStart"/>
+      <w:r>
+        <w:t>abs</w:t>
+      </w:r>
+      <w:proofErr w:type="spellEnd"/>
+      <w:r>
+        <w:t>(</w:t>
+      </w:r>
+      <w:proofErr w:type="spellStart"/>
+      <w:r>
+        <w:t>EHet_i</w:t>
+      </w:r>
+      <w:proofErr w:type="spellEnd"/>
+      <w:r>
+        <w:t xml:space="preserve">, )) / </w:t>
+      </w:r>
+      <w:proofErr w:type="spellStart"/>
+      <w:r>
+        <w:t>Wahlberechtigte_i</w:t>
+      </w:r>
+      <w:proofErr w:type="spellEnd"/>
+    </w:p>
+    <w:p>
+      <w:r>
+        <w:t xml:space="preserve">dann kommt für jede </w:t>
+      </w:r>
+      <w:proofErr w:type="spellStart"/>
+      <w:r>
+        <w:t>einheit</w:t>
+      </w:r>
+      <w:proofErr w:type="spellEnd"/>
+      <w:r>
+        <w:t xml:space="preserve"> ein Wert raus. mit diesen Werten machen wir dann unsere Grafik:</w:t>
+      </w:r>
+    </w:p>
+    <w:p>
+      <w:proofErr w:type="spellStart"/>
+      <w:r>
+        <w:t>agg.schlüssel</w:t>
+      </w:r>
+      <w:proofErr w:type="spellEnd"/>
+      <w:r>
+        <w:t xml:space="preserve"> in einzelne Gemeindeschlüssel splitten.</w:t>
+      </w:r>
+    </w:p>
+    <w:p>
+      <w:r>
+        <w:t xml:space="preserve">Gemeindeschlüssel an Geometrien </w:t>
+      </w:r>
+      <w:proofErr w:type="spellStart"/>
+      <w:r>
+        <w:t>joinen</w:t>
       </w:r>
       <w:proofErr w:type="spellEnd"/>
       <w:r>
@@ -151,39 +321,62 @@
     </w:p>
     <w:p>
       <w:r>
-        <w:t xml:space="preserve">bitte </w:t>
-      </w:r>
-      <w:proofErr w:type="spellStart"/>
-      <w:r>
-        <w:t>functions.R</w:t>
-      </w:r>
-      <w:proofErr w:type="spellEnd"/>
-      <w:r>
-        <w:t xml:space="preserve"> nicht nur source() und das wars. ändere bitte die dateipfade in den </w:t>
-      </w:r>
-      <w:proofErr w:type="spellStart"/>
-      <w:r>
-        <w:t>skripten</w:t>
-      </w:r>
-      <w:proofErr w:type="spellEnd"/>
-      <w:r>
-        <w:t xml:space="preserve"> an, die die </w:t>
-      </w:r>
-      <w:proofErr w:type="spellStart"/>
-      <w:r>
-        <w:t>functions.R</w:t>
-      </w:r>
-      <w:proofErr w:type="spellEnd"/>
-      <w:r>
-        <w:t xml:space="preserve"> Datei aufrufen, sodass diese Datei nicht mehr nötig ist, weil es ja die </w:t>
-      </w:r>
-      <w:proofErr w:type="spellStart"/>
-      <w:r>
-        <w:t>general_functions.R</w:t>
-      </w:r>
-      <w:proofErr w:type="spellEnd"/>
-      <w:r>
-        <w:t xml:space="preserve"> gibt</w:t>
+        <w:t xml:space="preserve">Alle Gemeinden innerhalb eines </w:t>
+      </w:r>
+      <w:proofErr w:type="spellStart"/>
+      <w:r>
+        <w:t>agg.schlüssel</w:t>
+      </w:r>
+      <w:proofErr w:type="spellEnd"/>
+      <w:r>
+        <w:t xml:space="preserve"> mit sf::</w:t>
+      </w:r>
+      <w:proofErr w:type="spellStart"/>
+      <w:r>
+        <w:t>st_union</w:t>
+      </w:r>
+      <w:proofErr w:type="spellEnd"/>
+      <w:r>
+        <w:t>() zusammenfassen.</w:t>
+      </w:r>
+    </w:p>
+    <w:p>
+      <w:r>
+        <w:t xml:space="preserve">Heterogenitätswert an diese Geometrie </w:t>
+      </w:r>
+      <w:proofErr w:type="spellStart"/>
+      <w:r>
+        <w:t>joinen</w:t>
+      </w:r>
+      <w:proofErr w:type="spellEnd"/>
+      <w:r>
+        <w:t>.</w:t>
+      </w:r>
+    </w:p>
+    <w:p>
+      <w:r>
+        <w:t xml:space="preserve">Mit ggplot2 + </w:t>
+      </w:r>
+      <w:proofErr w:type="spellStart"/>
+      <w:r>
+        <w:t>geom_sf</w:t>
+      </w:r>
+      <w:proofErr w:type="spellEnd"/>
+      <w:r>
+        <w:t>() einfärben.</w:t>
+      </w:r>
+    </w:p>
+    <w:p>
+      <w:r>
+        <w:t xml:space="preserve">dabei liegt die </w:t>
+      </w:r>
+      <w:proofErr w:type="spellStart"/>
+      <w:r>
+        <w:t>gemeindeflächendatei</w:t>
+      </w:r>
+      <w:proofErr w:type="spellEnd"/>
+      <w:r>
+        <w:t xml:space="preserve"> unter </w:t>
       </w:r>
     </w:p>
     <w:p/>
@@ -326,6 +519,7 @@
     </w:p>
     <w:p>
       <w:r>
+        <w:lastRenderedPageBreak/>
         <w:t xml:space="preserve">Mit </w:t>
       </w:r>
       <w:proofErr w:type="spellStart"/>
@@ -413,6 +607,32 @@
       <w:r>
         <w:t>)</w:t>
       </w:r>
+    </w:p>
+    <w:p>
+      <w:proofErr w:type="spellStart"/>
+      <w:r>
+        <w:t>Iter_max</w:t>
+      </w:r>
+      <w:proofErr w:type="spellEnd"/>
+      <w:r>
+        <w:t xml:space="preserve">: ist 10 wirklich optimal? (siehe neues Material) kann mit höheren </w:t>
+      </w:r>
+      <w:proofErr w:type="spellStart"/>
+      <w:r>
+        <w:t>iter_max</w:t>
+      </w:r>
+      <w:proofErr w:type="spellEnd"/>
+      <w:r>
+        <w:t xml:space="preserve"> überprüfen wie sich (Heterogenität </w:t>
+      </w:r>
+      <w:proofErr w:type="spellStart"/>
+      <w:r>
+        <w:t>EHet</w:t>
+      </w:r>
+      <w:proofErr w:type="spellEnd"/>
+      <w:r>
+        <w:t>??) verhält</w:t>
+      </w:r>
       <w:r>
         <w:br/>
       </w:r>
@@ -457,7 +677,6 @@
           <w:b/>
           <w:bCs/>
         </w:rPr>
-        <w:lastRenderedPageBreak/>
         <w:t xml:space="preserve">Validierung der </w:t>
       </w:r>
       <w:proofErr w:type="spellStart"/>
